--- a/Python-project/MindTrack-CLI_Section6_Project_Report.docx
+++ b/Python-project/MindTrack-CLI_Section6_Project_Report.docx
@@ -9970,7 +9970,7 @@
         <w:rPr/>
         <w:drawing>
           <wp:inline distT="0" distB="0" distL="0" distR="0">
-            <wp:extent cx="5334000" cy="2914650"/>
+            <wp:extent cx="4545330" cy="2483485"/>
             <wp:effectExtent l="0" t="0" r="0" b="0"/>
             <wp:docPr id="10" name="Figure 10.2: Writing and viewing a journal entry" descr="Figure 10.2: Writing and viewing a journal entry" title="Figure 10.2: Writing and viewing a journal entry"/>
             <wp:cNvGraphicFramePr>
@@ -9994,7 +9994,7 @@
                   <pic:spPr bwMode="auto">
                     <a:xfrm>
                       <a:off x="0" y="0"/>
-                      <a:ext cx="5334000" cy="2914650"/>
+                      <a:ext cx="4545330" cy="2483485"/>
                     </a:xfrm>
                     <a:prstGeom prst="rect">
                       <a:avLst/>
